--- a/A03/A03 - Merkle daraxtini qurish va a’zolik isbotini (Merkle proof) tekshirish.docx
+++ b/A03/A03 - Merkle daraxtini qurish va a’zolik isbotini (Merkle proof) tekshirish.docx
@@ -2791,7 +2791,7 @@
           <w:sz w:val="22"/>
           <w:szCs w:val="22"/>
         </w:rPr>
-        <w:t xml:space="preserve">Endi nazariyadan loyihaga o'tamiz. Guruhingizning hamyon manzillaridan Merkle daraxti quriladi. Uning ildizi (root) A22-mashg'ulotdagi ovoz berish kontraktiga yoziladi — ya'ni bugungi natija uch oydan keyin kerak bo'ladi.</w:t>
+        <w:t>Endi nazariyadan loyihaga o'tamiz. Guruhingizning hamyon manzillaridan Merkle daraxti quriladi. Uning ildizi (root) A21-mashg'ulotdagi ovoz berish kontraktiga yoziladi — ya'ni bugungi natija uch oydan keyin kerak bo'ladi.</w:t>
       </w:r>
     </w:p>
     <w:p>
@@ -3895,7 +3895,7 @@
                 <w:sz w:val="22"/>
                 <w:szCs w:val="22"/>
               </w:rPr>
-              <w:t xml:space="preserve">Bu faylni semestr oxirigacha yo'qotmang. A22-mashg'ulotda ovoz berish uchun aynan shu proof kerak bo'ladi. Zaxira nusxasini elektron pochtangizga yuborib qo'ying.</w:t>
+              <w:t>Bu faylni semestr oxirigacha yo'qotmang. A21-mashg'ulotda ovoz berish uchun aynan shu proof kerak bo'ladi. Zaxira nusxasini elektron pochtangizga yuborib qo'ying.</w:t>
             </w:r>
           </w:p>
         </w:tc>
@@ -6164,7 +6164,7 @@
           <w:sz w:val="22"/>
           <w:szCs w:val="22"/>
         </w:rPr>
-        <w:t xml:space="preserve">Guruh manzillari ro'yxatini umumiy faylga yig'ib, barcha talabalarga bir xil nusxasini tarqating. Agar ro'yxat har kimda boshqacha bo'lsa, root ham boshqa chiqadi va A22 da ovoz berish ishlamaydi.</w:t>
+        <w:t>Guruh manzillari ro'yxatini umumiy faylga yig'ib, barcha talabalarga bir xil nusxasini tarqating. Agar ro'yxat har kimda boshqacha bo'lsa, root ham boshqa chiqadi va A21 da ovoz berish ishlamaydi.</w:t>
       </w:r>
     </w:p>
     <w:p>
@@ -6196,7 +6196,7 @@
           <w:sz w:val="22"/>
           <w:szCs w:val="22"/>
         </w:rPr>
-        <w:t xml:space="preserve">Talabalar proof faylini yo'qotishi ehtimoli yuqori. Barcha proof'larni o'zingiz ham bitta papkada saqlang — bu A22 da vaqtni tejaydi.</w:t>
+        <w:t>Talabalar proof faylini yo'qotishi ehtimoli yuqori. Barcha proof'larni o'zingiz ham bitta papkada saqlang — bu A21 da vaqtni tejaydi.</w:t>
       </w:r>
     </w:p>
     <w:p>

--- a/A03/A03 - Merkle daraxtini qurish va a’zolik isbotini (Merkle proof) tekshirish.docx
+++ b/A03/A03 - Merkle daraxtini qurish va a’zolik isbotini (Merkle proof) tekshirish.docx
@@ -4832,6 +4832,25 @@
         <w:t xml:space="preserve">Baholash mezonlari</w:t>
       </w:r>
     </w:p>
+    <w:p>
+      <w:pPr>
+        <w:spacing w:after="90" w:before="90" w:line="270"/>
+        <w:jc w:val="both"/>
+      </w:pPr>
+      <w:r>
+        <w:rPr>
+          <w:rFonts w:ascii="Times New Roman" w:cs="Times New Roman" w:eastAsia="Times New Roman" w:hAnsi="Times New Roman"/>
+          <w:b w:val="false"/>
+          <w:bCs w:val="false"/>
+          <w:i w:val="false"/>
+          <w:iCs w:val="false"/>
+          <w:color w:val="000000"/>
+          <w:sz w:val="22"/>
+          <w:szCs w:val="22"/>
+        </w:rPr>
+        <w:t>Fan dasturiga muvofiq har bir amaliy ish 0–2 ball bilan baholanadi; A1–A23 ishlaridan eng yuqori 10 ta natija joriy bahoga (JB, 20 ball) kiradi.</w:t>
+      </w:r>
+    </w:p>
     <w:tbl>
       <w:tblPr>
         <w:tblW w:type="dxa" w:w="9900"/>
@@ -4974,7 +4993,7 @@
                 <w:sz w:val="19"/>
                 <w:szCs w:val="19"/>
               </w:rPr>
-              <w:t xml:space="preserve">5</w:t>
+              <w:t>2</w:t>
             </w:r>
           </w:p>
         </w:tc>
@@ -5004,7 +5023,7 @@
                 <w:sz w:val="19"/>
                 <w:szCs w:val="19"/>
               </w:rPr>
-              <w:t xml:space="preserve">A'lo</w:t>
+              <w:t>A'lo</w:t>
             </w:r>
           </w:p>
         </w:tc>
@@ -5067,7 +5086,7 @@
                 <w:sz w:val="19"/>
                 <w:szCs w:val="19"/>
               </w:rPr>
-              <w:t xml:space="preserve">4</w:t>
+              <w:t>1</w:t>
             </w:r>
           </w:p>
         </w:tc>
@@ -5098,7 +5117,7 @@
                 <w:sz w:val="19"/>
                 <w:szCs w:val="19"/>
               </w:rPr>
-              <w:t xml:space="preserve">Yaxshi</w:t>
+              <w:t>Qoniqarli</w:t>
             </w:r>
           </w:p>
         </w:tc>
@@ -5129,7 +5148,7 @@
                 <w:sz w:val="19"/>
                 <w:szCs w:val="19"/>
               </w:rPr>
-              <w:t xml:space="preserve">Barcha topshiriqlar bajarilgan, hisobotda kichik kamchiliklar bor</w:t>
+              <w:t>Barcha topshiriqlar bajarilgan, hisobotda kichik kamchiliklar bor; yoki kamida: 3.1–3.3 bajarilgan, Merkle daraxti qisman qurilgan</w:t>
             </w:r>
           </w:p>
         </w:tc>
@@ -5138,6 +5157,7 @@
         <w:tc>
           <w:tcPr>
             <w:tcW w:type="dxa" w:w="1300"/>
+            <w:shd w:fill="F2F5FB" w:color="auto" w:val="clear"/>
             <w:tcMar>
               <w:top w:type="dxa" w:w="70"/>
               <w:left w:type="dxa" w:w="100"/>
@@ -5161,100 +5181,7 @@
                 <w:sz w:val="19"/>
                 <w:szCs w:val="19"/>
               </w:rPr>
-              <w:t xml:space="preserve">3</w:t>
-            </w:r>
-          </w:p>
-        </w:tc>
-        <w:tc>
-          <w:tcPr>
-            <w:tcW w:type="dxa" w:w="2600"/>
-            <w:tcMar>
-              <w:top w:type="dxa" w:w="70"/>
-              <w:left w:type="dxa" w:w="100"/>
-              <w:bottom w:type="dxa" w:w="70"/>
-              <w:right w:type="dxa" w:w="100"/>
-            </w:tcMar>
-          </w:tcPr>
-          <w:p>
-            <w:pPr>
-              <w:spacing w:after="0" w:before="0" w:line="270"/>
-              <w:jc w:val="left"/>
-            </w:pPr>
-            <w:r>
-              <w:rPr>
-                <w:rFonts w:ascii="Times New Roman" w:cs="Times New Roman" w:eastAsia="Times New Roman" w:hAnsi="Times New Roman"/>
-                <w:b w:val="false"/>
-                <w:bCs w:val="false"/>
-                <w:i w:val="false"/>
-                <w:iCs w:val="false"/>
-                <w:color w:val="000000"/>
-                <w:sz w:val="19"/>
-                <w:szCs w:val="19"/>
-              </w:rPr>
-              <w:t xml:space="preserve">Qoniqarli</w:t>
-            </w:r>
-          </w:p>
-        </w:tc>
-        <w:tc>
-          <w:tcPr>
-            <w:tcW w:type="dxa" w:w="6000"/>
-            <w:tcMar>
-              <w:top w:type="dxa" w:w="70"/>
-              <w:left w:type="dxa" w:w="100"/>
-              <w:bottom w:type="dxa" w:w="70"/>
-              <w:right w:type="dxa" w:w="100"/>
-            </w:tcMar>
-          </w:tcPr>
-          <w:p>
-            <w:pPr>
-              <w:spacing w:after="0" w:before="0" w:line="270"/>
-              <w:jc w:val="left"/>
-            </w:pPr>
-            <w:r>
-              <w:rPr>
-                <w:rFonts w:ascii="Times New Roman" w:cs="Times New Roman" w:eastAsia="Times New Roman" w:hAnsi="Times New Roman"/>
-                <w:b w:val="false"/>
-                <w:bCs w:val="false"/>
-                <w:i w:val="false"/>
-                <w:iCs w:val="false"/>
-                <w:color w:val="000000"/>
-                <w:sz w:val="19"/>
-                <w:szCs w:val="19"/>
-              </w:rPr>
-              <w:t xml:space="preserve">3.1–3.3 bajarilgan, Merkle daraxti qisman qurilgan</w:t>
-            </w:r>
-          </w:p>
-        </w:tc>
-      </w:tr>
-      <w:tr>
-        <w:tc>
-          <w:tcPr>
-            <w:tcW w:type="dxa" w:w="1300"/>
-            <w:shd w:fill="F2F5FB" w:color="auto" w:val="clear"/>
-            <w:tcMar>
-              <w:top w:type="dxa" w:w="70"/>
-              <w:left w:type="dxa" w:w="100"/>
-              <w:bottom w:type="dxa" w:w="70"/>
-              <w:right w:type="dxa" w:w="100"/>
-            </w:tcMar>
-          </w:tcPr>
-          <w:p>
-            <w:pPr>
-              <w:spacing w:after="0" w:before="0" w:line="270"/>
-              <w:jc w:val="left"/>
-            </w:pPr>
-            <w:r>
-              <w:rPr>
-                <w:rFonts w:ascii="Times New Roman" w:cs="Times New Roman" w:eastAsia="Times New Roman" w:hAnsi="Times New Roman"/>
-                <w:b w:val="false"/>
-                <w:bCs w:val="false"/>
-                <w:i w:val="false"/>
-                <w:iCs w:val="false"/>
-                <w:color w:val="000000"/>
-                <w:sz w:val="19"/>
-                <w:szCs w:val="19"/>
-              </w:rPr>
-              <w:t xml:space="preserve">2</w:t>
+              <w:t>0</w:t>
             </w:r>
           </w:p>
         </w:tc>
